--- a/docs/wallet-system-demo.docx
+++ b/docs/wallet-system-demo.docx
@@ -1,76 +1,7 @@
 
 <file path=word/document.xml><?xml version="1.0" encoding="utf-8"?>
-<w:document xmlns:wpc="http://schemas.microsoft.com/office/word/2010/wordprocessingCanvas" xmlns:cx="http://schemas.microsoft.com/office/drawing/2014/chartex" xmlns:cx1="http://schemas.microsoft.com/office/drawing/2015/9/8/chartex" xmlns:cx2="http://schemas.microsoft.com/office/drawing/2015/10/21/chartex" xmlns:cx3="http://schemas.microsoft.com/office/drawing/2016/5/9/chartex" xmlns:cx4="http://schemas.microsoft.com/office/drawing/2016/5/10/chartex" xmlns:cx5="http://schemas.microsoft.com/office/drawing/2016/5/11/chartex" xmlns:cx6="http://schemas.microsoft.com/office/drawing/2016/5/12/chartex" xmlns:cx7="http://schemas.microsoft.com/office/drawing/2016/5/13/chartex" xmlns:cx8="http://schemas.microsoft.com/office/drawing/2016/5/14/chartex" xmlns:mc="http://schemas.openxmlformats.org/markup-compatibility/2006" xmlns:aink="http://schemas.microsoft.com/office/drawing/2016/ink" xmlns:am3d="http://schemas.microsoft.com/office/drawing/2017/model3d" xmlns:o="urn:schemas-microsoft-com:office:office" xmlns:oel="http://schemas.microsoft.com/office/2019/extlst" xmlns:r="http://schemas.openxmlformats.org/officeDocument/2006/relationships" xmlns:m="http://schemas.openxmlformats.org/officeDocument/2006/math" xmlns:v="urn:schemas-microsoft-com:vml" xmlns:wp14="http://schemas.microsoft.com/office/word/2010/wordprocessingDrawing" xmlns:wp="http://schemas.openxmlformats.org/drawingml/2006/wordprocessingDrawing" xmlns:w10="urn:schemas-microsoft-com:office:word" xmlns:w="http://schemas.openxmlformats.org/wordprocessingml/2006/main" xmlns:w14="http://schemas.microsoft.com/office/word/2010/wordml" xmlns:w15="http://schemas.microsoft.com/office/word/2012/wordml" xmlns:w16cex="http://schemas.microsoft.com/office/word/2018/wordml/cex" xmlns:w16cid="http://schemas.microsoft.com/office/word/2016/wordml/cid" xmlns:w16="http://schemas.microsoft.com/office/word/2018/wordml" xmlns:w16du="http://schemas.microsoft.com/office/word/2023/wordml/word16du" xmlns:w16sdtdh="http://schemas.microsoft.com/office/word/2020/wordml/sdtdatahash" xmlns:w16se="http://schemas.microsoft.com/office/word/2015/wordml/symex" xmlns:wpg="http://schemas.microsoft.com/office/word/2010/wordprocessingGroup" xmlns:wpi="http://schemas.microsoft.com/office/word/2010/wordprocessingInk" xmlns:wne="http://schemas.microsoft.com/office/word/2006/wordml" xmlns:wps="http://schemas.microsoft.com/office/word/2010/wordprocessingShape" mc:Ignorable="w14 w15 w16se w16cid w16 w16cex w16sdtdh w16du wp14">
+<w:document xmlns:wpc="http://schemas.microsoft.com/office/word/2010/wordprocessingCanvas" xmlns:cx="http://schemas.microsoft.com/office/drawing/2014/chartex" xmlns:cx1="http://schemas.microsoft.com/office/drawing/2015/9/8/chartex" xmlns:cx2="http://schemas.microsoft.com/office/drawing/2015/10/21/chartex" xmlns:cx3="http://schemas.microsoft.com/office/drawing/2016/5/9/chartex" xmlns:cx4="http://schemas.microsoft.com/office/drawing/2016/5/10/chartex" xmlns:cx5="http://schemas.microsoft.com/office/drawing/2016/5/11/chartex" xmlns:cx6="http://schemas.microsoft.com/office/drawing/2016/5/12/chartex" xmlns:cx7="http://schemas.microsoft.com/office/drawing/2016/5/13/chartex" xmlns:cx8="http://schemas.microsoft.com/office/drawing/2016/5/14/chartex" xmlns:mc="http://schemas.openxmlformats.org/markup-compatibility/2006" xmlns:aink="http://schemas.microsoft.com/office/drawing/2016/ink" xmlns:am3d="http://schemas.microsoft.com/office/drawing/2017/model3d" xmlns:o="urn:schemas-microsoft-com:office:office" xmlns:oel="http://schemas.microsoft.com/office/2019/extlst" xmlns:r="http://schemas.openxmlformats.org/officeDocument/2006/relationships" xmlns:m="http://schemas.openxmlformats.org/officeDocument/2006/math" xmlns:v="urn:schemas-microsoft-com:vml" xmlns:wp14="http://schemas.microsoft.com/office/word/2010/wordprocessingDrawing" xmlns:wp="http://schemas.openxmlformats.org/drawingml/2006/wordprocessingDrawing" xmlns:w10="urn:schemas-microsoft-com:office:word" xmlns:w="http://schemas.openxmlformats.org/wordprocessingml/2006/main" xmlns:w14="http://schemas.microsoft.com/office/word/2010/wordml" xmlns:w15="http://schemas.microsoft.com/office/word/2012/wordml" xmlns:w16cex="http://schemas.microsoft.com/office/word/2018/wordml/cex" xmlns:w16cid="http://schemas.microsoft.com/office/word/2016/wordml/cid" xmlns:w16="http://schemas.microsoft.com/office/word/2018/wordml" xmlns:w16du="http://schemas.microsoft.com/office/word/2023/wordml/word16du" xmlns:w16sdtdh="http://schemas.microsoft.com/office/word/2020/wordml/sdtdatahash" xmlns:w16sdtfl="http://schemas.microsoft.com/office/word/2024/wordml/sdtformatlock" xmlns:w16se="http://schemas.microsoft.com/office/word/2015/wordml/symex" xmlns:wpg="http://schemas.microsoft.com/office/word/2010/wordprocessingGroup" xmlns:wpi="http://schemas.microsoft.com/office/word/2010/wordprocessingInk" xmlns:wne="http://schemas.microsoft.com/office/word/2006/wordml" xmlns:wps="http://schemas.microsoft.com/office/word/2010/wordprocessingShape" mc:Ignorable="w14 w15 w16se w16cid w16 w16cex w16sdtdh w16sdtfl w16du wp14">
   <w:body>
-    <w:p>
-      <w:pPr>
-        <w:jc w:val="center"/>
-        <w:rPr>
-          <w:rFonts w:cs="Arial"/>
-          <w:sz w:val="48"/>
-          <w:szCs w:val="48"/>
-          <w:lang w:bidi="ar-EG"/>
-        </w:rPr>
-      </w:pPr>
-      <w:r>
-        <w:rPr>
-          <w:rFonts w:cs="Arial"/>
-          <w:sz w:val="48"/>
-          <w:szCs w:val="48"/>
-          <w:lang w:bidi="ar-EG"/>
-        </w:rPr>
-        <w:t xml:space="preserve">Team </w:t>
-      </w:r>
-      <w:proofErr w:type="gramStart"/>
-      <w:r>
-        <w:rPr>
-          <w:rFonts w:cs="Arial"/>
-          <w:sz w:val="48"/>
-          <w:szCs w:val="48"/>
-          <w:lang w:bidi="ar-EG"/>
-        </w:rPr>
-        <w:t>ID :</w:t>
-      </w:r>
-      <w:proofErr w:type="gramEnd"/>
-      <w:r>
-        <w:rPr>
-          <w:rFonts w:cs="Arial"/>
-          <w:sz w:val="48"/>
-          <w:szCs w:val="48"/>
-          <w:lang w:bidi="ar-EG"/>
-        </w:rPr>
-        <w:t xml:space="preserve"> Gen</w:t>
-      </w:r>
-      <w:r>
-        <w:rPr>
-          <w:rFonts w:cs="Arial" w:hint="cs"/>
-          <w:sz w:val="48"/>
-          <w:szCs w:val="48"/>
-          <w:rtl/>
-          <w:lang w:bidi="ar-EG"/>
-        </w:rPr>
-        <w:t>_</w:t>
-      </w:r>
-      <w:r>
-        <w:rPr>
-          <w:rFonts w:cs="Arial"/>
-          <w:sz w:val="48"/>
-          <w:szCs w:val="48"/>
-          <w:lang w:bidi="ar-EG"/>
-        </w:rPr>
-        <w:t>8</w:t>
-      </w:r>
-      <w:r>
-        <w:rPr>
-          <w:rFonts w:cs="Arial" w:hint="cs"/>
-          <w:sz w:val="48"/>
-          <w:szCs w:val="48"/>
-          <w:rtl/>
-          <w:lang w:bidi="ar-EG"/>
-        </w:rPr>
-        <w:t>8</w:t>
-      </w:r>
-    </w:p>
     <w:p>
       <w:pPr>
         <w:shd w:val="clear" w:color="auto" w:fill="FFFFFF"/>
@@ -81,7 +12,6 @@
           <w:color w:val="000000"/>
           <w:sz w:val="20"/>
           <w:szCs w:val="20"/>
-          <w:rtl/>
         </w:rPr>
       </w:pPr>
       <w:r>
@@ -102,7 +32,6 @@
         </w:rPr>
         <w:t xml:space="preserve">roject </w:t>
       </w:r>
-      <w:proofErr w:type="gramStart"/>
       <w:r>
         <w:rPr>
           <w:rFonts w:cs="Arial"/>
@@ -128,9 +57,8 @@
           <w:szCs w:val="48"/>
           <w:lang w:bidi="ar-EG"/>
         </w:rPr>
-        <w:t xml:space="preserve"> :</w:t>
-      </w:r>
-      <w:proofErr w:type="gramEnd"/>
+        <w:t xml:space="preserve">: </w:t>
+      </w:r>
       <w:r>
         <w:rPr>
           <w:rFonts w:cs="Arial"/>
@@ -138,360 +66,42 @@
           <w:szCs w:val="48"/>
           <w:lang w:bidi="ar-EG"/>
         </w:rPr>
-        <w:t xml:space="preserve"> </w:t>
-      </w:r>
-      <w:r>
+        <w:t>Simple Digital Wallet System</w:t>
+      </w:r>
+    </w:p>
+    <w:p>
+      <w:pPr>
+        <w:jc w:val="center"/>
         <w:rPr>
           <w:rFonts w:cs="Arial"/>
+          <w:noProof/>
           <w:sz w:val="48"/>
           <w:szCs w:val="48"/>
           <w:lang w:bidi="ar-EG"/>
         </w:rPr>
-        <w:t>Simple Digital Wallet System</w:t>
-      </w:r>
-    </w:p>
-    <w:p>
-      <w:pPr>
-        <w:shd w:val="clear" w:color="auto" w:fill="FFFFFF"/>
-        <w:jc w:val="center"/>
-        <w:textAlignment w:val="center"/>
-        <w:rPr>
-          <w:rFonts w:ascii="Arial" w:eastAsia="Times New Roman" w:hAnsi="Arial" w:cs="Arial"/>
-          <w:color w:val="000000"/>
-          <w:sz w:val="20"/>
-          <w:szCs w:val="20"/>
-          <w:rtl/>
-        </w:rPr>
-      </w:pPr>
-    </w:p>
-    <w:p>
-      <w:pPr>
-        <w:pStyle w:val="ListParagraph"/>
-        <w:numPr>
-          <w:ilvl w:val="0"/>
-          <w:numId w:val="1"/>
-        </w:numPr>
-        <w:bidi/>
-        <w:spacing w:line="720" w:lineRule="auto"/>
+      </w:pPr>
+    </w:p>
+    <w:p>
+      <w:pPr>
         <w:jc w:val="center"/>
         <w:rPr>
           <w:rFonts w:cs="Arial"/>
-          <w:sz w:val="48"/>
-          <w:szCs w:val="48"/>
-          <w:rtl/>
+          <w:noProof/>
+          <w:sz w:val="48"/>
+          <w:szCs w:val="48"/>
           <w:lang w:bidi="ar-EG"/>
         </w:rPr>
       </w:pPr>
       <w:r>
         <w:rPr>
-          <w:rFonts w:cs="Arial" w:hint="cs"/>
-          <w:sz w:val="48"/>
-          <w:szCs w:val="48"/>
-          <w:rtl/>
+          <w:rFonts w:cs="Arial"/>
+          <w:noProof/>
+          <w:sz w:val="48"/>
+          <w:szCs w:val="48"/>
           <w:lang w:bidi="ar-EG"/>
         </w:rPr>
-        <w:t>ي</w:t>
-      </w:r>
-      <w:r>
-        <w:rPr>
-          <w:rFonts w:cs="Arial" w:hint="cs"/>
-          <w:sz w:val="48"/>
-          <w:szCs w:val="48"/>
-          <w:rtl/>
-          <w:lang w:bidi="ar-EG"/>
-        </w:rPr>
-        <w:t>حي</w:t>
-      </w:r>
-      <w:r>
-        <w:rPr>
-          <w:rFonts w:cs="Arial" w:hint="cs"/>
-          <w:sz w:val="48"/>
-          <w:szCs w:val="48"/>
-          <w:rtl/>
-          <w:lang w:bidi="ar-EG"/>
-        </w:rPr>
-        <w:t>ى</w:t>
-      </w:r>
-      <w:r>
-        <w:rPr>
-          <w:rFonts w:cs="Arial"/>
-          <w:sz w:val="48"/>
-          <w:szCs w:val="48"/>
-          <w:rtl/>
-          <w:lang w:bidi="ar-EG"/>
-        </w:rPr>
-        <w:t xml:space="preserve"> </w:t>
-      </w:r>
-      <w:r>
-        <w:rPr>
-          <w:rFonts w:cs="Arial" w:hint="cs"/>
-          <w:sz w:val="48"/>
-          <w:szCs w:val="48"/>
-          <w:rtl/>
-          <w:lang w:bidi="ar-EG"/>
-        </w:rPr>
-        <w:t>أحمد</w:t>
-      </w:r>
-      <w:r>
-        <w:rPr>
-          <w:rFonts w:cs="Arial"/>
-          <w:sz w:val="48"/>
-          <w:szCs w:val="48"/>
-          <w:rtl/>
-          <w:lang w:bidi="ar-EG"/>
-        </w:rPr>
-        <w:t xml:space="preserve"> </w:t>
-      </w:r>
-      <w:r>
-        <w:rPr>
-          <w:rFonts w:cs="Arial" w:hint="cs"/>
-          <w:sz w:val="48"/>
-          <w:szCs w:val="48"/>
-          <w:rtl/>
-          <w:lang w:bidi="ar-EG"/>
-        </w:rPr>
-        <w:t>محمد</w:t>
-      </w:r>
-      <w:r>
-        <w:rPr>
-          <w:rFonts w:cs="Arial"/>
-          <w:sz w:val="48"/>
-          <w:szCs w:val="48"/>
-          <w:rtl/>
-          <w:lang w:bidi="ar-EG"/>
-        </w:rPr>
-        <w:t xml:space="preserve"> </w:t>
-      </w:r>
-      <w:r>
-        <w:rPr>
-          <w:rFonts w:cs="Arial" w:hint="cs"/>
-          <w:sz w:val="48"/>
-          <w:szCs w:val="48"/>
-          <w:rtl/>
-          <w:lang w:bidi="ar-EG"/>
-        </w:rPr>
-        <w:t>حمزة</w:t>
-      </w:r>
-      <w:r>
-        <w:rPr>
-          <w:rFonts w:cs="Arial"/>
-          <w:sz w:val="48"/>
-          <w:szCs w:val="48"/>
-          <w:lang w:bidi="ar-EG"/>
-        </w:rPr>
-        <w:t xml:space="preserve"> : </w:t>
-      </w:r>
-      <w:r>
-        <w:rPr>
-          <w:rFonts w:cs="Arial" w:hint="cs"/>
-          <w:sz w:val="48"/>
-          <w:szCs w:val="48"/>
-          <w:rtl/>
-          <w:lang w:bidi="ar-EG"/>
-        </w:rPr>
-        <w:t xml:space="preserve"> </w:t>
-      </w:r>
-      <w:r>
-        <w:rPr>
-          <w:rFonts w:cs="Arial"/>
-          <w:sz w:val="48"/>
-          <w:szCs w:val="48"/>
-          <w:rtl/>
-          <w:lang w:bidi="ar-EG"/>
-        </w:rPr>
-        <w:t>2022170497</w:t>
-      </w:r>
-    </w:p>
-    <w:p>
-      <w:pPr>
-        <w:pStyle w:val="ListParagraph"/>
-        <w:numPr>
-          <w:ilvl w:val="0"/>
-          <w:numId w:val="1"/>
-        </w:numPr>
-        <w:bidi/>
-        <w:spacing w:line="720" w:lineRule="auto"/>
-        <w:jc w:val="center"/>
-        <w:rPr>
-          <w:rFonts w:cs="Arial"/>
-          <w:sz w:val="48"/>
-          <w:szCs w:val="48"/>
-          <w:rtl/>
-          <w:lang w:bidi="ar-EG"/>
-        </w:rPr>
-      </w:pPr>
-      <w:r>
-        <w:rPr>
-          <w:rFonts w:cs="Arial" w:hint="cs"/>
-          <w:sz w:val="48"/>
-          <w:szCs w:val="48"/>
-          <w:rtl/>
-          <w:lang w:bidi="ar-EG"/>
-        </w:rPr>
-        <w:t>محمد جابر غريب سليمان : 2022170360</w:t>
-      </w:r>
-    </w:p>
-    <w:p>
-      <w:pPr>
-        <w:pStyle w:val="ListParagraph"/>
-        <w:numPr>
-          <w:ilvl w:val="0"/>
-          <w:numId w:val="1"/>
-        </w:numPr>
-        <w:bidi/>
-        <w:spacing w:line="720" w:lineRule="auto"/>
-        <w:jc w:val="center"/>
-        <w:rPr>
-          <w:rFonts w:cs="Arial"/>
-          <w:sz w:val="48"/>
-          <w:szCs w:val="48"/>
-          <w:rtl/>
-          <w:lang w:bidi="ar-EG"/>
-        </w:rPr>
-      </w:pPr>
-      <w:r>
-        <w:rPr>
-          <w:rFonts w:cs="Arial" w:hint="cs"/>
-          <w:sz w:val="48"/>
-          <w:szCs w:val="48"/>
-          <w:rtl/>
-          <w:lang w:bidi="ar-EG"/>
-        </w:rPr>
-        <w:t>محمد عبدالرحمن محمد عبدالرحمن : 2022170378</w:t>
-      </w:r>
-    </w:p>
-    <w:p>
-      <w:pPr>
-        <w:pStyle w:val="ListParagraph"/>
-        <w:numPr>
-          <w:ilvl w:val="0"/>
-          <w:numId w:val="1"/>
-        </w:numPr>
-        <w:bidi/>
-        <w:spacing w:line="720" w:lineRule="auto"/>
-        <w:jc w:val="center"/>
-        <w:rPr>
-          <w:rFonts w:cs="Arial"/>
-          <w:sz w:val="48"/>
-          <w:szCs w:val="48"/>
-          <w:rtl/>
-          <w:lang w:bidi="ar-EG"/>
-        </w:rPr>
-      </w:pPr>
-      <w:r>
-        <w:rPr>
-          <w:rFonts w:cs="Arial" w:hint="cs"/>
-          <w:sz w:val="48"/>
-          <w:szCs w:val="48"/>
-          <w:rtl/>
-          <w:lang w:bidi="ar-EG"/>
-        </w:rPr>
-        <w:t>محمد مختار السيد عيد : 2022170387</w:t>
-      </w:r>
-    </w:p>
-    <w:p>
-      <w:pPr>
-        <w:pStyle w:val="ListParagraph"/>
-        <w:numPr>
-          <w:ilvl w:val="0"/>
-          <w:numId w:val="1"/>
-        </w:numPr>
-        <w:bidi/>
-        <w:spacing w:line="720" w:lineRule="auto"/>
-        <w:jc w:val="center"/>
-        <w:rPr>
-          <w:rFonts w:cs="Arial"/>
-          <w:sz w:val="48"/>
-          <w:szCs w:val="48"/>
-          <w:rtl/>
-          <w:lang w:bidi="ar-EG"/>
-        </w:rPr>
-      </w:pPr>
-      <w:r>
-        <w:rPr>
-          <w:rFonts w:cs="Arial" w:hint="cs"/>
-          <w:sz w:val="48"/>
-          <w:szCs w:val="48"/>
-          <w:rtl/>
-          <w:lang w:bidi="ar-EG"/>
-        </w:rPr>
-        <w:t>يوسف احمد محمد علي : 2022170506</w:t>
-      </w:r>
-    </w:p>
-    <w:p>
-      <w:pPr>
-        <w:pStyle w:val="ListParagraph"/>
-        <w:numPr>
-          <w:ilvl w:val="0"/>
-          <w:numId w:val="1"/>
-        </w:numPr>
-        <w:bidi/>
-        <w:spacing w:line="720" w:lineRule="auto"/>
-        <w:jc w:val="center"/>
-        <w:rPr>
-          <w:rFonts w:cs="Arial"/>
-          <w:sz w:val="48"/>
-          <w:szCs w:val="48"/>
-          <w:rtl/>
-          <w:lang w:bidi="ar-EG"/>
-        </w:rPr>
-      </w:pPr>
-      <w:r>
-        <w:rPr>
-          <w:rFonts w:cs="Arial" w:hint="cs"/>
-          <w:sz w:val="48"/>
-          <w:szCs w:val="48"/>
-          <w:rtl/>
-          <w:lang w:bidi="ar-EG"/>
-        </w:rPr>
-        <w:t>مؤمن محمد عبدالعظيم محمد : 2022170598</w:t>
-      </w:r>
-    </w:p>
-    <w:p>
-      <w:pPr>
-        <w:jc w:val="center"/>
-        <w:rPr>
-          <w:rFonts w:cs="Arial"/>
-          <w:noProof/>
-          <w:sz w:val="48"/>
-          <w:szCs w:val="48"/>
-          <w:lang w:bidi="ar-EG"/>
-        </w:rPr>
-      </w:pPr>
-    </w:p>
-    <w:p>
-      <w:pPr>
-        <w:jc w:val="center"/>
-        <w:rPr>
-          <w:rFonts w:cs="Arial"/>
-          <w:noProof/>
-          <w:sz w:val="48"/>
-          <w:szCs w:val="48"/>
-          <w:lang w:bidi="ar-EG"/>
-        </w:rPr>
-      </w:pPr>
-    </w:p>
-    <w:p>
-      <w:pPr>
-        <w:jc w:val="center"/>
-        <w:rPr>
-          <w:rFonts w:cs="Arial"/>
-          <w:noProof/>
-          <w:sz w:val="48"/>
-          <w:szCs w:val="48"/>
-          <w:lang w:bidi="ar-EG"/>
-        </w:rPr>
-      </w:pPr>
-      <w:r>
-        <w:rPr>
-          <w:rFonts w:cs="Arial"/>
-          <w:noProof/>
-          <w:sz w:val="48"/>
-          <w:szCs w:val="48"/>
-          <w:lang w:bidi="ar-EG"/>
-        </w:rPr>
         <w:drawing>
-          <wp:inline distT="0" distB="0" distL="0" distR="0" wp14:anchorId="1944EDDA" wp14:editId="22AD539B">
+          <wp:inline distT="0" distB="0" distL="0" distR="0" wp14:anchorId="1944EDDA" wp14:editId="37EF0815">
             <wp:extent cx="4373245" cy="2445900"/>
             <wp:effectExtent l="0" t="0" r="8255" b="0"/>
             <wp:docPr id="99759501" name="Picture 1" descr="kk"/>
@@ -546,7 +156,7 @@
           <w:szCs w:val="48"/>
           <w:lang w:bidi="ar-EG"/>
         </w:rPr>
-        <w:t xml:space="preserve">Registration process after we input 2 and entered our user </w:t>
+        <w:t xml:space="preserve">Registration process after we input 2 and entered our </w:t>
       </w:r>
       <w:proofErr w:type="gramStart"/>
       <w:r>
@@ -556,7 +166,7 @@
           <w:szCs w:val="48"/>
           <w:lang w:bidi="ar-EG"/>
         </w:rPr>
-        <w:t>name</w:t>
+        <w:t>user name</w:t>
       </w:r>
       <w:proofErr w:type="gramEnd"/>
       <w:r>
@@ -762,17 +372,8 @@
           <w:sz w:val="48"/>
           <w:szCs w:val="48"/>
         </w:rPr>
-        <w:t xml:space="preserve">The password should have at least one </w:t>
-      </w:r>
-      <w:proofErr w:type="gramStart"/>
-      <w:r>
-        <w:rPr>
-          <w:sz w:val="48"/>
-          <w:szCs w:val="48"/>
-        </w:rPr>
-        <w:t>number</w:t>
-      </w:r>
-      <w:proofErr w:type="gramEnd"/>
+        <w:t>The password should have at least one number</w:t>
+      </w:r>
     </w:p>
     <w:p>
       <w:pPr>
@@ -852,17 +453,8 @@
           <w:sz w:val="48"/>
           <w:szCs w:val="48"/>
         </w:rPr>
-        <w:t xml:space="preserve">The password should have at least one uppercase </w:t>
-      </w:r>
-      <w:proofErr w:type="gramStart"/>
-      <w:r>
-        <w:rPr>
-          <w:sz w:val="48"/>
-          <w:szCs w:val="48"/>
-        </w:rPr>
-        <w:t>letter</w:t>
-      </w:r>
-      <w:proofErr w:type="gramEnd"/>
+        <w:t>The password should have at least one uppercase letter</w:t>
+      </w:r>
     </w:p>
     <w:p>
       <w:pPr>
@@ -978,19 +570,8 @@
           <w:sz w:val="48"/>
           <w:szCs w:val="48"/>
         </w:rPr>
-        <w:t xml:space="preserve">Let’s try to </w:t>
-      </w:r>
-      <w:proofErr w:type="gramStart"/>
-      <w:r>
-        <w:rPr>
-          <w:b/>
-          <w:bCs/>
-          <w:sz w:val="48"/>
-          <w:szCs w:val="48"/>
-        </w:rPr>
-        <w:t>login</w:t>
-      </w:r>
-      <w:proofErr w:type="gramEnd"/>
+        <w:t>Let’s try to login</w:t>
+      </w:r>
     </w:p>
     <w:p>
       <w:pPr>
@@ -1080,17 +661,8 @@
           <w:sz w:val="48"/>
           <w:szCs w:val="48"/>
         </w:rPr>
-        <w:t xml:space="preserve"> Wrong password, Let’s try </w:t>
-      </w:r>
-      <w:proofErr w:type="gramStart"/>
-      <w:r>
-        <w:rPr>
-          <w:sz w:val="48"/>
-          <w:szCs w:val="48"/>
-        </w:rPr>
-        <w:t>again</w:t>
-      </w:r>
-      <w:proofErr w:type="gramEnd"/>
+        <w:t xml:space="preserve"> Wrong password, Let’s try again</w:t>
+      </w:r>
     </w:p>
     <w:p>
       <w:pPr>
@@ -1196,8 +768,17 @@
           <w:sz w:val="48"/>
           <w:szCs w:val="48"/>
         </w:rPr>
-        <w:t xml:space="preserve"> Yes !</w:t>
-      </w:r>
+        <w:t xml:space="preserve"> </w:t>
+      </w:r>
+      <w:proofErr w:type="gramStart"/>
+      <w:r>
+        <w:rPr>
+          <w:sz w:val="48"/>
+          <w:szCs w:val="48"/>
+        </w:rPr>
+        <w:t>Yes !</w:t>
+      </w:r>
+      <w:proofErr w:type="gramEnd"/>
     </w:p>
     <w:p>
       <w:pPr>
@@ -2013,26 +1594,6 @@
         <w:t>The history seems alright for Yahya also</w:t>
       </w:r>
     </w:p>
-    <w:p>
-      <w:pPr>
-        <w:jc w:val="center"/>
-        <w:rPr>
-          <w:noProof/>
-          <w:sz w:val="48"/>
-          <w:szCs w:val="48"/>
-        </w:rPr>
-      </w:pPr>
-    </w:p>
-    <w:p>
-      <w:pPr>
-        <w:jc w:val="center"/>
-        <w:rPr>
-          <w:color w:val="8DD873" w:themeColor="accent6" w:themeTint="99"/>
-          <w:sz w:val="48"/>
-          <w:szCs w:val="48"/>
-        </w:rPr>
-      </w:pPr>
-    </w:p>
     <w:sectPr>
       <w:pgSz w:w="12240" w:h="15840"/>
       <w:pgMar w:top="1440" w:right="1440" w:bottom="1440" w:left="1440" w:header="720" w:footer="720" w:gutter="0"/>
@@ -2044,7 +1605,7 @@
 </file>
 
 <file path=word/numbering.xml><?xml version="1.0" encoding="utf-8"?>
-<w:numbering xmlns:wpc="http://schemas.microsoft.com/office/word/2010/wordprocessingCanvas" xmlns:cx="http://schemas.microsoft.com/office/drawing/2014/chartex" xmlns:cx1="http://schemas.microsoft.com/office/drawing/2015/9/8/chartex" xmlns:cx2="http://schemas.microsoft.com/office/drawing/2015/10/21/chartex" xmlns:cx3="http://schemas.microsoft.com/office/drawing/2016/5/9/chartex" xmlns:cx4="http://schemas.microsoft.com/office/drawing/2016/5/10/chartex" xmlns:cx5="http://schemas.microsoft.com/office/drawing/2016/5/11/chartex" xmlns:cx6="http://schemas.microsoft.com/office/drawing/2016/5/12/chartex" xmlns:cx7="http://schemas.microsoft.com/office/drawing/2016/5/13/chartex" xmlns:cx8="http://schemas.microsoft.com/office/drawing/2016/5/14/chartex" xmlns:mc="http://schemas.openxmlformats.org/markup-compatibility/2006" xmlns:aink="http://schemas.microsoft.com/office/drawing/2016/ink" xmlns:am3d="http://schemas.microsoft.com/office/drawing/2017/model3d" xmlns:o="urn:schemas-microsoft-com:office:office" xmlns:oel="http://schemas.microsoft.com/office/2019/extlst" xmlns:r="http://schemas.openxmlformats.org/officeDocument/2006/relationships" xmlns:m="http://schemas.openxmlformats.org/officeDocument/2006/math" xmlns:v="urn:schemas-microsoft-com:vml" xmlns:wp14="http://schemas.microsoft.com/office/word/2010/wordprocessingDrawing" xmlns:wp="http://schemas.openxmlformats.org/drawingml/2006/wordprocessingDrawing" xmlns:w10="urn:schemas-microsoft-com:office:word" xmlns:w="http://schemas.openxmlformats.org/wordprocessingml/2006/main" xmlns:w14="http://schemas.microsoft.com/office/word/2010/wordml" xmlns:w15="http://schemas.microsoft.com/office/word/2012/wordml" xmlns:w16cex="http://schemas.microsoft.com/office/word/2018/wordml/cex" xmlns:w16cid="http://schemas.microsoft.com/office/word/2016/wordml/cid" xmlns:w16="http://schemas.microsoft.com/office/word/2018/wordml" xmlns:w16du="http://schemas.microsoft.com/office/word/2023/wordml/word16du" xmlns:w16sdtdh="http://schemas.microsoft.com/office/word/2020/wordml/sdtdatahash" xmlns:w16se="http://schemas.microsoft.com/office/word/2015/wordml/symex" xmlns:wpg="http://schemas.microsoft.com/office/word/2010/wordprocessingGroup" xmlns:wpi="http://schemas.microsoft.com/office/word/2010/wordprocessingInk" xmlns:wne="http://schemas.microsoft.com/office/word/2006/wordml" xmlns:wps="http://schemas.microsoft.com/office/word/2010/wordprocessingShape" mc:Ignorable="w14 w15 w16se w16cid w16 w16cex w16sdtdh w16du wp14">
+<w:numbering xmlns:wpc="http://schemas.microsoft.com/office/word/2010/wordprocessingCanvas" xmlns:cx="http://schemas.microsoft.com/office/drawing/2014/chartex" xmlns:cx1="http://schemas.microsoft.com/office/drawing/2015/9/8/chartex" xmlns:cx2="http://schemas.microsoft.com/office/drawing/2015/10/21/chartex" xmlns:cx3="http://schemas.microsoft.com/office/drawing/2016/5/9/chartex" xmlns:cx4="http://schemas.microsoft.com/office/drawing/2016/5/10/chartex" xmlns:cx5="http://schemas.microsoft.com/office/drawing/2016/5/11/chartex" xmlns:cx6="http://schemas.microsoft.com/office/drawing/2016/5/12/chartex" xmlns:cx7="http://schemas.microsoft.com/office/drawing/2016/5/13/chartex" xmlns:cx8="http://schemas.microsoft.com/office/drawing/2016/5/14/chartex" xmlns:mc="http://schemas.openxmlformats.org/markup-compatibility/2006" xmlns:aink="http://schemas.microsoft.com/office/drawing/2016/ink" xmlns:am3d="http://schemas.microsoft.com/office/drawing/2017/model3d" xmlns:o="urn:schemas-microsoft-com:office:office" xmlns:oel="http://schemas.microsoft.com/office/2019/extlst" xmlns:r="http://schemas.openxmlformats.org/officeDocument/2006/relationships" xmlns:m="http://schemas.openxmlformats.org/officeDocument/2006/math" xmlns:v="urn:schemas-microsoft-com:vml" xmlns:wp14="http://schemas.microsoft.com/office/word/2010/wordprocessingDrawing" xmlns:wp="http://schemas.openxmlformats.org/drawingml/2006/wordprocessingDrawing" xmlns:w10="urn:schemas-microsoft-com:office:word" xmlns:w="http://schemas.openxmlformats.org/wordprocessingml/2006/main" xmlns:w14="http://schemas.microsoft.com/office/word/2010/wordml" xmlns:w15="http://schemas.microsoft.com/office/word/2012/wordml" xmlns:w16cex="http://schemas.microsoft.com/office/word/2018/wordml/cex" xmlns:w16cid="http://schemas.microsoft.com/office/word/2016/wordml/cid" xmlns:w16="http://schemas.microsoft.com/office/word/2018/wordml" xmlns:w16du="http://schemas.microsoft.com/office/word/2023/wordml/word16du" xmlns:w16sdtdh="http://schemas.microsoft.com/office/word/2020/wordml/sdtdatahash" xmlns:w16sdtfl="http://schemas.microsoft.com/office/word/2024/wordml/sdtformatlock" xmlns:w16se="http://schemas.microsoft.com/office/word/2015/wordml/symex" xmlns:wpg="http://schemas.microsoft.com/office/word/2010/wordprocessingGroup" xmlns:wpi="http://schemas.microsoft.com/office/word/2010/wordprocessingInk" xmlns:wne="http://schemas.microsoft.com/office/word/2006/wordml" xmlns:wps="http://schemas.microsoft.com/office/word/2010/wordprocessingShape" mc:Ignorable="w14 w15 w16se w16cid w16 w16cex w16sdtdh w16sdtfl w16du wp14">
   <w:abstractNum w:abstractNumId="0" w15:restartNumberingAfterBreak="0">
     <w:nsid w:val="60B554A4"/>
     <w:multiLevelType w:val="hybridMultilevel"/>
@@ -2165,7 +1726,7 @@
 </file>
 
 <file path=word/styles.xml><?xml version="1.0" encoding="utf-8"?>
-<w:styles xmlns:mc="http://schemas.openxmlformats.org/markup-compatibility/2006" xmlns:r="http://schemas.openxmlformats.org/officeDocument/2006/relationships" xmlns:w="http://schemas.openxmlformats.org/wordprocessingml/2006/main" xmlns:w14="http://schemas.microsoft.com/office/word/2010/wordml" xmlns:w15="http://schemas.microsoft.com/office/word/2012/wordml" xmlns:w16cex="http://schemas.microsoft.com/office/word/2018/wordml/cex" xmlns:w16cid="http://schemas.microsoft.com/office/word/2016/wordml/cid" xmlns:w16="http://schemas.microsoft.com/office/word/2018/wordml" xmlns:w16du="http://schemas.microsoft.com/office/word/2023/wordml/word16du" xmlns:w16sdtdh="http://schemas.microsoft.com/office/word/2020/wordml/sdtdatahash" xmlns:w16se="http://schemas.microsoft.com/office/word/2015/wordml/symex" mc:Ignorable="w14 w15 w16se w16cid w16 w16cex w16sdtdh w16du">
+<w:styles xmlns:mc="http://schemas.openxmlformats.org/markup-compatibility/2006" xmlns:r="http://schemas.openxmlformats.org/officeDocument/2006/relationships" xmlns:w="http://schemas.openxmlformats.org/wordprocessingml/2006/main" xmlns:w14="http://schemas.microsoft.com/office/word/2010/wordml" xmlns:w15="http://schemas.microsoft.com/office/word/2012/wordml" xmlns:w16cex="http://schemas.microsoft.com/office/word/2018/wordml/cex" xmlns:w16cid="http://schemas.microsoft.com/office/word/2016/wordml/cid" xmlns:w16="http://schemas.microsoft.com/office/word/2018/wordml" xmlns:w16du="http://schemas.microsoft.com/office/word/2023/wordml/word16du" xmlns:w16sdtdh="http://schemas.microsoft.com/office/word/2020/wordml/sdtdatahash" xmlns:w16sdtfl="http://schemas.microsoft.com/office/word/2024/wordml/sdtformatlock" xmlns:w16se="http://schemas.microsoft.com/office/word/2015/wordml/symex" mc:Ignorable="w14 w15 w16se w16cid w16 w16cex w16sdtdh w16sdtfl w16du">
   <w:docDefaults>
     <w:rPrDefault>
       <w:rPr>
